--- a/Documents/Portable_Alarm_System_Release_Flow_User_Guide_EN.docx
+++ b/Documents/Portable_Alarm_System_Release_Flow_User_Guide_EN.docx
@@ -48,7 +48,7 @@
           <w:color w:val="666666"/>
           <w:sz w:val="24"/>
         </w:rPr>
-        <w:t>Branches, Pull Requests, CI and firmware identification through Git hash</w:t>
+        <w:t>Branches, Pull Requests, CI, merge policy and firmware identification through Git hash</w:t>
       </w:r>
     </w:p>
     <w:p>
@@ -85,29 +85,10 @@
             </w:tcMar>
           </w:tcPr>
           <w:p>
-            <w:pPr>
-              <w:spacing w:after="40"/>
-              <w:rPr>
-                <w:rFonts w:hint="eastAsia"/>
-              </w:rPr>
-            </w:pPr>
             <w:r>
-              <w:rPr>
-                <w:b/>
-                <w:color w:val="1F4E78"/>
-              </w:rPr>
               <w:t>Purpose of this document</w:t>
-            </w:r>
-          </w:p>
-          <w:p>
-            <w:pPr>
-              <w:spacing w:after="0"/>
-              <w:rPr>
-                <w:rFonts w:hint="eastAsia"/>
-              </w:rPr>
-            </w:pPr>
-            <w:r>
-              <w:t>This guide describes the operational flow for moving a change from develope to release/1.0 and finally to master, explaining when direct work is allowed, when a Pull Request is mandatory, how the build is verified, and how the firmware is associated with a precise Git revision.</w:t>
+              <w:br/>
+              <w:t>This guide describes the operational flow for moving a change from develope to release/1.0 and finally to master, explaining when direct work is allowed, when a Pull Request is mandatory, how the build is verified, how master is protected from non-release/* sources, and how reverse synchronization back into develope is handled.</w:t>
             </w:r>
           </w:p>
         </w:tc>
@@ -136,7 +117,7 @@
           <w:i/>
           <w:color w:val="666666"/>
         </w:rPr>
-        <w:t>Guide version: September 28, 2026</w:t>
+        <w:t>Guide version: September 30, 2026</w:t>
       </w:r>
     </w:p>
     <w:p>
@@ -385,13 +366,8 @@
             <w:vAlign w:val="center"/>
           </w:tcPr>
           <w:p>
-            <w:pPr>
-              <w:rPr>
-                <w:rFonts w:hint="eastAsia"/>
-              </w:rPr>
-            </w:pPr>
             <w:r>
-              <w:t>Yes: normal commits and pushes</w:t>
+              <w:t>Yes: normal commits, pushes and inbound synchronization merges</w:t>
             </w:r>
           </w:p>
         </w:tc>
@@ -505,13 +481,8 @@
             <w:vAlign w:val="center"/>
           </w:tcPr>
           <w:p>
-            <w:pPr>
-              <w:rPr>
-                <w:rFonts w:hint="eastAsia"/>
-              </w:rPr>
-            </w:pPr>
             <w:r>
-              <w:t>Pull Request to master</w:t>
+              <w:t>Pull Request to master (release/* sources only)</w:t>
             </w:r>
           </w:p>
         </w:tc>
@@ -645,29 +616,10 @@
             </w:tcMar>
           </w:tcPr>
           <w:p>
-            <w:pPr>
-              <w:spacing w:after="40"/>
-              <w:rPr>
-                <w:rFonts w:hint="eastAsia"/>
-              </w:rPr>
-            </w:pPr>
             <w:r>
-              <w:rPr>
-                <w:b/>
-                <w:color w:val="1F4E78"/>
-              </w:rPr>
               <w:t>Rule of thumb</w:t>
-            </w:r>
-          </w:p>
-          <w:p>
-            <w:pPr>
-              <w:spacing w:after="0"/>
-              <w:rPr>
-                <w:rFonts w:hint="eastAsia"/>
-              </w:rPr>
-            </w:pPr>
-            <w:r>
-              <w:t>develope is where work is done; release/1.0 is where the product is verified as truly ready; master stores what has been approved as stable.</w:t>
+              <w:br/>
+              <w:t>develope is where work is done; release/1.0 is where the product is verified as truly ready; master stores what has been approved as stable. Forward promotion uses Pull Requests; reverse synchronization back into develope may be performed directly when changes created on release or master must return to development.</w:t>
             </w:r>
           </w:p>
         </w:tc>
@@ -856,6 +808,60 @@
         </w:tc>
       </w:tr>
     </w:tbl>
+    <w:tbl>
+      <w:tblPr>
+        <w:tblW w:w="0" w:type="auto"/>
+        <w:jc w:val="center"/>
+        <w:tblLook w:val="04A0" w:firstRow="1" w:lastRow="0" w:firstColumn="1" w:lastColumn="0" w:noHBand="0" w:noVBand="1"/>
+      </w:tblPr>
+      <w:tblGrid>
+        <w:gridCol w:w="10080"/>
+      </w:tblGrid>
+      <w:tr>
+        <w:trPr>
+          <w:cantSplit/>
+          <w:jc w:val="center"/>
+        </w:trPr>
+        <w:tc>
+          <w:tcPr>
+            <w:tcW w:w="10080" w:type="dxa"/>
+            <w:shd w:val="clear" w:color="auto" w:fill="D9EAF7"/>
+            <w:tcMar>
+              <w:top w:w="120" w:type="dxa"/>
+              <w:left w:w="150" w:type="dxa"/>
+              <w:bottom w:w="120" w:type="dxa"/>
+              <w:right w:w="150" w:type="dxa"/>
+            </w:tcMar>
+          </w:tcPr>
+          <w:p>
+            <w:pPr>
+              <w:spacing w:after="40"/>
+              <w:rPr>
+                <w:rFonts w:hint="eastAsia"/>
+              </w:rPr>
+            </w:pPr>
+            <w:r>
+              <w:rPr>
+                <w:b/>
+                <w:color w:val="1F4E78"/>
+              </w:rPr>
+              <w:t>Promotion constraint for master</w:t>
+            </w:r>
+          </w:p>
+          <w:p>
+            <w:pPr>
+              <w:spacing w:after="0"/>
+              <w:rPr>
+                <w:rFonts w:hint="eastAsia"/>
+              </w:rPr>
+            </w:pPr>
+            <w:r>
+              <w:t>develope cannot be promoted directly into master. The mandatory path is develope → Pull Request → release/* → Pull Request → master. A develope → master PR may still be opened, but .github/workflows/branch-policy.yml runs the Validate source branch check; because this check is required by the Master protection ruleset, the check fails and the merge remains blocked.</w:t>
+            </w:r>
+          </w:p>
+        </w:tc>
+      </w:tr>
+    </w:tbl>
     <w:p>
       <w:pPr>
         <w:spacing w:after="60" w:line="252" w:lineRule="auto"/>
@@ -928,6 +934,43 @@
       </w:pPr>
       <w:r>
         <w:t>6.  master becomes the historical reference for the stable version; a tag can be applied after approval.</w:t>
+      </w:r>
+    </w:p>
+    <w:p>
+      <w:pPr>
+        <w:pStyle w:val="Heading2"/>
+      </w:pPr>
+      <w:r>
+        <w:t>Reverse synchronization back into develope</w:t>
+      </w:r>
+    </w:p>
+    <w:p>
+      <w:r>
+        <w:t>The normal promotion path remains develope → release/* → master. If a change is introduced on release/* or master and must return to the development line, the move back into develope is a synchronization step, not a new promotion.</w:t>
+      </w:r>
+    </w:p>
+    <w:p>
+      <w:pPr>
+        <w:pStyle w:val="ListBullet"/>
+      </w:pPr>
+      <w:r>
+        <w:t>release/* → develope: direct merge is allowed; a Pull Request is not mandatory in the current configuration.</w:t>
+      </w:r>
+    </w:p>
+    <w:p>
+      <w:pPr>
+        <w:pStyle w:val="ListBullet"/>
+      </w:pPr>
+      <w:r>
+        <w:t>master → develope: direct merge is allowed when a stable change must be brought back into development.</w:t>
+      </w:r>
+    </w:p>
+    <w:p>
+      <w:pPr>
+        <w:pStyle w:val="ListBullet"/>
+      </w:pPr>
+      <w:r>
+        <w:t>When the same change already exists later in the flow, prefer merging Git history back into develope rather than manually recreating a second commit with identical content.</w:t>
       </w:r>
     </w:p>
     <w:tbl>
@@ -1270,13 +1313,8 @@
             </w:tcMar>
           </w:tcPr>
           <w:p>
-            <w:pPr>
-              <w:rPr>
-                <w:rFonts w:hint="eastAsia"/>
-              </w:rPr>
-            </w:pPr>
             <w:r>
-              <w:t>Through Pull Request</w:t>
+              <w:t>Through Pull Request, from release/* only</w:t>
             </w:r>
           </w:p>
         </w:tc>
@@ -1291,13 +1329,108 @@
             </w:tcMar>
           </w:tcPr>
           <w:p>
-            <w:pPr>
-              <w:rPr>
-                <w:rFonts w:hint="eastAsia"/>
-              </w:rPr>
-            </w:pPr>
             <w:r>
-              <w:t>master represents approved versions only.</w:t>
+              <w:t>master accepts approved versions; the required Validate source branch check blocks develope → master and any other non-release/* source.</w:t>
+            </w:r>
+          </w:p>
+        </w:tc>
+      </w:tr>
+      <w:tr>
+        <w:tc>
+          <w:tcPr>
+            <w:tcW w:w="3360" w:type="dxa"/>
+            <w:tcMar>
+              <w:top w:w="90" w:type="dxa"/>
+              <w:left w:w="100" w:type="dxa"/>
+              <w:bottom w:w="90" w:type="dxa"/>
+              <w:right w:w="100" w:type="dxa"/>
+            </w:tcMar>
+          </w:tcPr>
+          <w:p>
+            <w:r>
+              <w:t>Merge release/* → develope</w:t>
+            </w:r>
+          </w:p>
+        </w:tc>
+        <w:tc>
+          <w:tcPr>
+            <w:tcW w:w="3360" w:type="dxa"/>
+            <w:tcMar>
+              <w:top w:w="90" w:type="dxa"/>
+              <w:left w:w="100" w:type="dxa"/>
+              <w:bottom w:w="90" w:type="dxa"/>
+              <w:right w:w="100" w:type="dxa"/>
+            </w:tcMar>
+          </w:tcPr>
+          <w:p>
+            <w:r>
+              <w:t>Directly allowed</w:t>
+            </w:r>
+          </w:p>
+        </w:tc>
+        <w:tc>
+          <w:tcPr>
+            <w:tcW w:w="3360" w:type="dxa"/>
+            <w:tcMar>
+              <w:top w:w="90" w:type="dxa"/>
+              <w:left w:w="100" w:type="dxa"/>
+              <w:bottom w:w="90" w:type="dxa"/>
+              <w:right w:w="100" w:type="dxa"/>
+            </w:tcMar>
+          </w:tcPr>
+          <w:p>
+            <w:r>
+              <w:t>Reverse-synchronizes the development line; develope does not require a PR.</w:t>
+            </w:r>
+          </w:p>
+        </w:tc>
+      </w:tr>
+      <w:tr>
+        <w:tc>
+          <w:tcPr>
+            <w:tcW w:w="3360" w:type="dxa"/>
+            <w:tcMar>
+              <w:top w:w="90" w:type="dxa"/>
+              <w:left w:w="100" w:type="dxa"/>
+              <w:bottom w:w="90" w:type="dxa"/>
+              <w:right w:w="100" w:type="dxa"/>
+            </w:tcMar>
+          </w:tcPr>
+          <w:p>
+            <w:r>
+              <w:t>Merge master → develope</w:t>
+            </w:r>
+          </w:p>
+        </w:tc>
+        <w:tc>
+          <w:tcPr>
+            <w:tcW w:w="3360" w:type="dxa"/>
+            <w:tcMar>
+              <w:top w:w="90" w:type="dxa"/>
+              <w:left w:w="100" w:type="dxa"/>
+              <w:bottom w:w="90" w:type="dxa"/>
+              <w:right w:w="100" w:type="dxa"/>
+            </w:tcMar>
+          </w:tcPr>
+          <w:p>
+            <w:r>
+              <w:t>Directly allowed when needed</w:t>
+            </w:r>
+          </w:p>
+        </w:tc>
+        <w:tc>
+          <w:tcPr>
+            <w:tcW w:w="3360" w:type="dxa"/>
+            <w:tcMar>
+              <w:top w:w="90" w:type="dxa"/>
+              <w:left w:w="100" w:type="dxa"/>
+              <w:bottom w:w="90" w:type="dxa"/>
+              <w:right w:w="100" w:type="dxa"/>
+            </w:tcMar>
+          </w:tcPr>
+          <w:p>
+            <w:r>
+              <w:t>Brings already-stabilized changes back into development.</w:t>
             </w:r>
           </w:p>
         </w:tc>
@@ -1358,6 +1491,29 @@
       </w:pPr>
       <w:r>
         <w:t>A local branch may differ from the remote after a merge performed on GitHub: in that case, Pull the local branch.</w:t>
+      </w:r>
+    </w:p>
+    <w:p>
+      <w:pPr>
+        <w:pStyle w:val="Heading2"/>
+      </w:pPr>
+      <w:r>
+        <w:t>3.1 Mandatory policy for changes entering master</w:t>
+      </w:r>
+    </w:p>
+    <w:p>
+      <w:r>
+        <w:t>The file .github/workflows/branch-policy.yml defines the Branch Policy workflow. It runs on Pull Requests whose target is master and validates the source branch.</w:t>
+      </w:r>
+    </w:p>
+    <w:p>
+      <w:r>
+        <w:t>The Validate source branch job accepts only release/* sources. The check is configured as a required status check in the Master protection ruleset. Therefore, a PR from develope, feature/*, or any other non-release/* branch fails this check and cannot be merged into master. In practice, develope must first be promoted into release/* and only then can it continue to master.</w:t>
+      </w:r>
+    </w:p>
+    <w:p>
+      <w:r>
+        <w:t>branch-policy.yml must also be kept on develope. Future release branches created from develope then inherit the same policy automatically, without manual duplication.</w:t>
       </w:r>
     </w:p>
     <w:p>
@@ -1696,6 +1852,40 @@
           </w:p>
         </w:tc>
       </w:tr>
+      <w:tr>
+        <w:tc>
+          <w:tcPr>
+            <w:tcW w:w="5040" w:type="dxa"/>
+            <w:tcMar>
+              <w:top w:w="90" w:type="dxa"/>
+              <w:left w:w="100" w:type="dxa"/>
+              <w:bottom w:w="90" w:type="dxa"/>
+              <w:right w:w="100" w:type="dxa"/>
+            </w:tcMar>
+          </w:tcPr>
+          <w:p>
+            <w:r>
+              <w:t>branch-policy.yml</w:t>
+            </w:r>
+          </w:p>
+        </w:tc>
+        <w:tc>
+          <w:tcPr>
+            <w:tcW w:w="5040" w:type="dxa"/>
+            <w:tcMar>
+              <w:top w:w="90" w:type="dxa"/>
+              <w:left w:w="100" w:type="dxa"/>
+              <w:bottom w:w="90" w:type="dxa"/>
+              <w:right w:w="100" w:type="dxa"/>
+            </w:tcMar>
+          </w:tcPr>
+          <w:p>
+            <w:r>
+              <w:t>Blocks PRs into master unless their source is release/* through the Validate source branch check.</w:t>
+            </w:r>
+          </w:p>
+        </w:tc>
+      </w:tr>
     </w:tbl>
     <w:p>
       <w:pPr>
@@ -2046,7 +2236,7 @@
         <w:spacing w:before="160" w:after="60"/>
       </w:pPr>
       <w:r>
-        <w:t>6. Automated build on GitHub Actions</w:t>
+        <w:t>6. Automated checks on GitHub Actions</w:t>
       </w:r>
     </w:p>
     <w:p>
@@ -2198,6 +2388,24 @@
         </w:tc>
       </w:tr>
     </w:tbl>
+    <w:p>
+      <w:pPr>
+        <w:pStyle w:val="Heading2"/>
+      </w:pPr>
+      <w:r>
+        <w:t>Branch Policy: validating the source branch for master</w:t>
+      </w:r>
+    </w:p>
+    <w:p>
+      <w:r>
+        <w:t>The .github/workflows/branch-policy.yml workflow is separate from firmware-ci.yml: it does not build the firmware; it validates the promotion path. For every PR targeting master, it verifies that the source is release/*.</w:t>
+      </w:r>
+    </w:p>
+    <w:p>
+      <w:r>
+        <w:t>The Validate source branch job must be green together with the other required checks. Because it is mandatory in the Master protection ruleset, a develope → master PR may be opened, but it cannot be merged.</w:t>
+      </w:r>
+    </w:p>
     <w:p>
       <w:pPr>
         <w:spacing w:after="60" w:line="252" w:lineRule="auto"/>
@@ -2893,6 +3101,76 @@
           </w:p>
         </w:tc>
       </w:tr>
+      <w:tr>
+        <w:tc>
+          <w:tcPr>
+            <w:tcW w:w="2520" w:type="dxa"/>
+            <w:shd w:val="clear" w:color="auto" w:fill="F3F6F8"/>
+            <w:tcMar>
+              <w:top w:w="80" w:type="dxa"/>
+              <w:left w:w="90" w:type="dxa"/>
+              <w:bottom w:w="80" w:type="dxa"/>
+              <w:right w:w="90" w:type="dxa"/>
+            </w:tcMar>
+          </w:tcPr>
+          <w:p>
+            <w:r>
+              <w:t>Reverse synchronization into develope</w:t>
+            </w:r>
+          </w:p>
+        </w:tc>
+        <w:tc>
+          <w:tcPr>
+            <w:tcW w:w="2520" w:type="dxa"/>
+            <w:shd w:val="clear" w:color="auto" w:fill="F3F6F8"/>
+            <w:tcMar>
+              <w:top w:w="80" w:type="dxa"/>
+              <w:left w:w="90" w:type="dxa"/>
+              <w:bottom w:w="80" w:type="dxa"/>
+              <w:right w:w="90" w:type="dxa"/>
+            </w:tcMar>
+          </w:tcPr>
+          <w:p>
+            <w:r>
+              <w:t>Allowed</w:t>
+            </w:r>
+          </w:p>
+        </w:tc>
+        <w:tc>
+          <w:tcPr>
+            <w:tcW w:w="2520" w:type="dxa"/>
+            <w:shd w:val="clear" w:color="auto" w:fill="F3F6F8"/>
+            <w:tcMar>
+              <w:top w:w="80" w:type="dxa"/>
+              <w:left w:w="90" w:type="dxa"/>
+              <w:bottom w:w="80" w:type="dxa"/>
+              <w:right w:w="90" w:type="dxa"/>
+            </w:tcMar>
+          </w:tcPr>
+          <w:p>
+            <w:r>
+              <w:t>May be the source</w:t>
+            </w:r>
+          </w:p>
+        </w:tc>
+        <w:tc>
+          <w:tcPr>
+            <w:tcW w:w="2520" w:type="dxa"/>
+            <w:shd w:val="clear" w:color="auto" w:fill="F3F6F8"/>
+            <w:tcMar>
+              <w:top w:w="80" w:type="dxa"/>
+              <w:left w:w="90" w:type="dxa"/>
+              <w:bottom w:w="80" w:type="dxa"/>
+              <w:right w:w="90" w:type="dxa"/>
+            </w:tcMar>
+          </w:tcPr>
+          <w:p>
+            <w:r>
+              <w:t>May be the source</w:t>
+            </w:r>
+          </w:p>
+        </w:tc>
+      </w:tr>
     </w:tbl>
     <w:p>
       <w:pPr>
@@ -3404,6 +3682,59 @@
           </w:p>
         </w:tc>
       </w:tr>
+      <w:tr>
+        <w:tc>
+          <w:tcPr>
+            <w:tcW w:w="3360" w:type="dxa"/>
+            <w:shd w:val="clear" w:color="auto" w:fill="F3F6F8"/>
+            <w:tcMar>
+              <w:top w:w="80" w:type="dxa"/>
+              <w:left w:w="90" w:type="dxa"/>
+              <w:bottom w:w="80" w:type="dxa"/>
+              <w:right w:w="90" w:type="dxa"/>
+            </w:tcMar>
+          </w:tcPr>
+          <w:p>
+            <w:r>
+              <w:t>Validate source branch is red</w:t>
+            </w:r>
+          </w:p>
+        </w:tc>
+        <w:tc>
+          <w:tcPr>
+            <w:tcW w:w="3360" w:type="dxa"/>
+            <w:shd w:val="clear" w:color="auto" w:fill="F3F6F8"/>
+            <w:tcMar>
+              <w:top w:w="80" w:type="dxa"/>
+              <w:left w:w="90" w:type="dxa"/>
+              <w:bottom w:w="80" w:type="dxa"/>
+              <w:right w:w="90" w:type="dxa"/>
+            </w:tcMar>
+          </w:tcPr>
+          <w:p>
+            <w:r>
+              <w:t>The PR to master comes from a branch other than release/*</w:t>
+            </w:r>
+          </w:p>
+        </w:tc>
+        <w:tc>
+          <w:tcPr>
+            <w:tcW w:w="3360" w:type="dxa"/>
+            <w:shd w:val="clear" w:color="auto" w:fill="F3F6F8"/>
+            <w:tcMar>
+              <w:top w:w="80" w:type="dxa"/>
+              <w:left w:w="90" w:type="dxa"/>
+              <w:bottom w:w="80" w:type="dxa"/>
+              <w:right w:w="90" w:type="dxa"/>
+            </w:tcMar>
+          </w:tcPr>
+          <w:p>
+            <w:r>
+              <w:t>Follow develope → release/* → master. Do not bypass the policy; promote the change into a release first.</w:t>
+            </w:r>
+          </w:p>
+        </w:tc>
+      </w:tr>
     </w:tbl>
     <w:p>
       <w:pPr>
@@ -3579,14 +3910,24 @@
         </w:rPr>
       </w:pPr>
       <w:r>
+        <w:t>☐ Validate source branch green on the release/1.0 → master PR.</w:t>
+      </w:r>
+    </w:p>
+    <w:p>
+      <w:pPr>
+        <w:spacing w:after="60" w:line="252" w:lineRule="auto"/>
+        <w:ind w:left="144"/>
+        <w:rPr>
+          <w:rFonts w:hint="eastAsia"/>
+        </w:rPr>
+      </w:pPr>
+      <w:r>
         <w:rPr>
           <w:sz w:val="22"/>
         </w:rPr>
-        <w:t xml:space="preserve">☐ </w:t>
+        <w:t>☐ Firmware CI and all required checks green.</w:t>
       </w:r>
-      <w:r>
-        <w:t>Required Firmware CI/checks green.</w:t>
-      </w:r>
+      <w:r/>
     </w:p>
     <w:p>
       <w:pPr>
@@ -3633,6 +3974,30 @@
         </w:rPr>
       </w:pPr>
       <w:r>
+        <w:t>☐ If release/* or master contain changes missing from develope, perform a synchronization merge release/* → develope or master → develope.</w:t>
+      </w:r>
+    </w:p>
+    <w:p>
+      <w:pPr>
+        <w:spacing w:after="60" w:line="252" w:lineRule="auto"/>
+        <w:ind w:left="144"/>
+        <w:rPr>
+          <w:rFonts w:hint="eastAsia"/>
+        </w:rPr>
+      </w:pPr>
+      <w:r>
+        <w:t>☐ Verify that .github/workflows/branch-policy.yml is present on develope so future releases inherit it.</w:t>
+      </w:r>
+    </w:p>
+    <w:p>
+      <w:pPr>
+        <w:spacing w:after="60" w:line="252" w:lineRule="auto"/>
+        <w:ind w:left="144"/>
+        <w:rPr>
+          <w:rFonts w:hint="eastAsia"/>
+        </w:rPr>
+      </w:pPr>
+      <w:r>
         <w:rPr>
           <w:sz w:val="22"/>
         </w:rPr>
@@ -3653,7 +4018,8 @@
     </w:p>
     <w:p>
       <w:pPr>
-        <w:spacing w:after="60" w:line="252" w:lineRule="auto"/>
+        <w:keepLines/>
+        <w:spacing w:after="0" w:line="252" w:lineRule="auto" w:before="0"/>
         <w:rPr>
           <w:rFonts w:hint="eastAsia"/>
         </w:rPr>
@@ -3670,7 +4036,8 @@
     </w:p>
     <w:p>
       <w:pPr>
-        <w:spacing w:after="60" w:line="252" w:lineRule="auto"/>
+        <w:keepLines/>
+        <w:spacing w:after="0" w:line="252" w:lineRule="auto" w:before="0"/>
         <w:rPr>
           <w:rFonts w:hint="eastAsia"/>
         </w:rPr>
@@ -3687,7 +4054,8 @@
     </w:p>
     <w:p>
       <w:pPr>
-        <w:spacing w:after="60" w:line="252" w:lineRule="auto"/>
+        <w:keepLines/>
+        <w:spacing w:after="0" w:line="252" w:lineRule="auto" w:before="0"/>
         <w:rPr>
           <w:rFonts w:hint="eastAsia"/>
         </w:rPr>
@@ -3705,7 +4073,71 @@
     </w:p>
     <w:p>
       <w:pPr>
-        <w:spacing w:after="60" w:line="252" w:lineRule="auto"/>
+        <w:keepLines/>
+        <w:spacing w:after="0" w:line="252" w:lineRule="auto" w:before="0"/>
+        <w:rPr>
+          <w:rFonts w:hint="eastAsia"/>
+        </w:rPr>
+      </w:pPr>
+      <w:r>
+        <w:rPr>
+          <w:b/>
+        </w:rPr>
+        <w:t>master accepts release/* only:</w:t>
+      </w:r>
+      <w:r>
+        <w:rPr>
+          <w:b w:val="0"/>
+        </w:rPr>
+        <w:t xml:space="preserve"> The required Validate source branch check blocks PRs into master from develope, feature/*, or any other branch.</w:t>
+      </w:r>
+    </w:p>
+    <w:p>
+      <w:pPr>
+        <w:keepLines/>
+        <w:spacing w:after="0" w:line="252" w:lineRule="auto" w:before="0"/>
+        <w:rPr>
+          <w:rFonts w:hint="eastAsia"/>
+        </w:rPr>
+      </w:pPr>
+      <w:r>
+        <w:rPr>
+          <w:b/>
+        </w:rPr>
+        <w:t>Returning to develope is synchronization:</w:t>
+      </w:r>
+      <w:r>
+        <w:rPr>
+          <w:b w:val="0"/>
+        </w:rPr>
+        <w:t xml:space="preserve"> In the current configuration, release/* and master may be merged directly into develope without a mandatory PR.</w:t>
+      </w:r>
+    </w:p>
+    <w:p>
+      <w:pPr>
+        <w:keepLines/>
+        <w:spacing w:after="0" w:line="252" w:lineRule="auto" w:before="0"/>
+        <w:rPr>
+          <w:rFonts w:hint="eastAsia"/>
+        </w:rPr>
+      </w:pPr>
+      <w:r>
+        <w:rPr>
+          <w:b/>
+        </w:rPr>
+        <w:t>Keep the policy on develope:</w:t>
+      </w:r>
+      <w:r>
+        <w:rPr>
+          <w:b w:val="0"/>
+        </w:rPr>
+        <w:t xml:space="preserve"> branch-policy.yml must remain part of the development line so every new release inherits it.</w:t>
+      </w:r>
+    </w:p>
+    <w:p>
+      <w:pPr>
+        <w:keepLines/>
+        <w:spacing w:after="0" w:line="252" w:lineRule="auto" w:before="0"/>
         <w:rPr>
           <w:rFonts w:hint="eastAsia"/>
         </w:rPr>
@@ -3722,7 +4154,8 @@
     </w:p>
     <w:p>
       <w:pPr>
-        <w:spacing w:after="60" w:line="252" w:lineRule="auto"/>
+        <w:keepLines/>
+        <w:spacing w:after="0" w:line="252" w:lineRule="auto" w:before="0"/>
         <w:rPr>
           <w:rFonts w:hint="eastAsia"/>
         </w:rPr>
@@ -3739,7 +4172,8 @@
     </w:p>
     <w:p>
       <w:pPr>
-        <w:spacing w:after="60" w:line="252" w:lineRule="auto"/>
+        <w:keepLines/>
+        <w:spacing w:after="0" w:line="252" w:lineRule="auto" w:before="0"/>
         <w:rPr>
           <w:rFonts w:hint="eastAsia"/>
         </w:rPr>
@@ -3756,7 +4190,8 @@
     </w:p>
     <w:p>
       <w:pPr>
-        <w:spacing w:after="60" w:line="252" w:lineRule="auto"/>
+        <w:keepLines/>
+        <w:spacing w:after="0" w:line="252" w:lineRule="auto" w:before="0"/>
         <w:rPr>
           <w:rFonts w:hint="eastAsia"/>
         </w:rPr>
